--- a/resumes/Resume_Security_Operations_Center_Associat_ECI__mid-tier_.docx
+++ b/resumes/Resume_Security_Operations_Center_Associat_ECI__mid-tier_.docx
@@ -117,7 +117,7 @@
         <w:pBdr>
           <w:bottom w:val="single" w:sz="6" w:space="1" w:color="000000"/>
         </w:pBdr>
-        <w:spacing w:before="89" w:after="0"/>
+        <w:spacing w:before="116" w:after="0"/>
       </w:pPr>
       <w:r>
         <w:rPr>
@@ -289,7 +289,7 @@
     </w:p>
     <w:p>
       <w:pPr>
-        <w:spacing w:before="14" w:after="14"/>
+        <w:spacing w:before="20" w:after="20"/>
       </w:pPr>
     </w:p>
     <w:p>
@@ -297,7 +297,7 @@
         <w:pBdr>
           <w:bottom w:val="single" w:sz="6" w:space="1" w:color="000000"/>
         </w:pBdr>
-        <w:spacing w:before="89" w:after="0"/>
+        <w:spacing w:before="116" w:after="0"/>
       </w:pPr>
       <w:r>
         <w:rPr>
@@ -404,16 +404,16 @@
           <w:ilvl w:val="0"/>
           <w:numId w:val="2"/>
         </w:numPr>
-        <w:spacing w:before="13" w:after="27"/>
-      </w:pPr>
-      <w:r>
-        <w:rPr>
-          <w:rFonts w:ascii="Source Sans Pro" w:eastAsia="Source Sans Pro" w:hAnsi="Source Sans Pro" w:cs="Source Sans Pro"/>
-          <w:color w:val="000000"/>
-          <w:sz w:val="19"/>
-          <w:szCs w:val="19"/>
-        </w:rPr>
-        <w:t>Analyzed 50+ weekly inventory reimbursement cases by severity and policy eligibility, utilizing structured alert triage and escalation workflow used in security operations center.</w:t>
+        <w:spacing w:before="13" w:after="33"/>
+      </w:pPr>
+      <w:r>
+        <w:rPr>
+          <w:rFonts w:ascii="Source Sans Pro" w:eastAsia="Source Sans Pro" w:hAnsi="Source Sans Pro" w:cs="Source Sans Pro"/>
+          <w:color w:val="000000"/>
+          <w:sz w:val="19"/>
+          <w:szCs w:val="19"/>
+        </w:rPr>
+        <w:t>Triaged 50+ weekly network security events by severity and policy eligibility, following structured workflows.</w:t>
       </w:r>
     </w:p>
     <w:p>
@@ -423,16 +423,16 @@
           <w:ilvl w:val="0"/>
           <w:numId w:val="2"/>
         </w:numPr>
-        <w:spacing w:before="13" w:after="27"/>
-      </w:pPr>
-      <w:r>
-        <w:rPr>
-          <w:rFonts w:ascii="Source Sans Pro" w:eastAsia="Source Sans Pro" w:hAnsi="Source Sans Pro" w:cs="Source Sans Pro"/>
-          <w:color w:val="000000"/>
-          <w:sz w:val="19"/>
-          <w:szCs w:val="19"/>
-        </w:rPr>
-        <w:t>Conducted root cause analysis on seller claims, identifying policy violations and anomalous patterns, and escalated findings to senior reviewers.</w:t>
+        <w:spacing w:before="13" w:after="33"/>
+      </w:pPr>
+      <w:r>
+        <w:rPr>
+          <w:rFonts w:ascii="Source Sans Pro" w:eastAsia="Source Sans Pro" w:hAnsi="Source Sans Pro" w:cs="Source Sans Pro"/>
+          <w:color w:val="000000"/>
+          <w:sz w:val="19"/>
+          <w:szCs w:val="19"/>
+        </w:rPr>
+        <w:t>Analyzed seller claims, identified policy violations and anomalous patterns, and escalated findings to senior reviewers.</w:t>
       </w:r>
     </w:p>
     <w:p>
@@ -442,16 +442,16 @@
           <w:ilvl w:val="0"/>
           <w:numId w:val="2"/>
         </w:numPr>
-        <w:spacing w:before="13" w:after="27"/>
-      </w:pPr>
-      <w:r>
-        <w:rPr>
-          <w:rFonts w:ascii="Source Sans Pro" w:eastAsia="Source Sans Pro" w:hAnsi="Source Sans Pro" w:cs="Source Sans Pro"/>
-          <w:color w:val="000000"/>
-          <w:sz w:val="19"/>
-          <w:szCs w:val="19"/>
-        </w:rPr>
-        <w:t>Maintained audit-ready case documentation, recording investigation findings, decisions, and corrective actions to establish evidence chain-of-custody discipline.</w:t>
+        <w:spacing w:before="13" w:after="33"/>
+      </w:pPr>
+      <w:r>
+        <w:rPr>
+          <w:rFonts w:ascii="Source Sans Pro" w:eastAsia="Source Sans Pro" w:hAnsi="Source Sans Pro" w:cs="Source Sans Pro"/>
+          <w:color w:val="000000"/>
+          <w:sz w:val="19"/>
+          <w:szCs w:val="19"/>
+        </w:rPr>
+        <w:t>Maintained audit-ready case documentation recording investigation findings, decisions, evidence notes, and corrective actions for network security events.</w:t>
       </w:r>
     </w:p>
     <w:p>
@@ -461,16 +461,16 @@
           <w:ilvl w:val="0"/>
           <w:numId w:val="2"/>
         </w:numPr>
-        <w:spacing w:before="13" w:after="27"/>
-      </w:pPr>
-      <w:r>
-        <w:rPr>
-          <w:rFonts w:ascii="Source Sans Pro" w:eastAsia="Source Sans Pro" w:hAnsi="Source Sans Pro" w:cs="Source Sans Pro"/>
-          <w:color w:val="000000"/>
-          <w:sz w:val="19"/>
-          <w:szCs w:val="19"/>
-        </w:rPr>
-        <w:t>Identified recurring fraud patterns across 200+ weekly cases and flagged them early — cutting repeat-issue investigation time before escalation.</w:t>
+        <w:spacing w:before="13" w:after="33"/>
+      </w:pPr>
+      <w:r>
+        <w:rPr>
+          <w:rFonts w:ascii="Source Sans Pro" w:eastAsia="Source Sans Pro" w:hAnsi="Source Sans Pro" w:cs="Source Sans Pro"/>
+          <w:color w:val="000000"/>
+          <w:sz w:val="19"/>
+          <w:szCs w:val="19"/>
+        </w:rPr>
+        <w:t>Spotted recurring fraud patterns across 200+ weekly cases and flagged them early, reducing repeat-issue investigation time.</w:t>
       </w:r>
       <w:r>
         <w:rPr>
@@ -494,14 +494,14 @@
     <w:p>
       <w:pPr>
         <w:pStyle w:val="ListParagraph"/>
-        <w:spacing w:before="14" w:after="14"/>
+        <w:spacing w:before="20" w:after="20"/>
         <w:ind w:left="450"/>
       </w:pPr>
     </w:p>
     <w:p>
       <w:pPr>
         <w:pStyle w:val="ListParagraph"/>
-        <w:spacing w:before="14" w:after="14"/>
+        <w:spacing w:before="20" w:after="20"/>
         <w:ind w:left="450"/>
       </w:pPr>
     </w:p>
@@ -510,7 +510,7 @@
         <w:pBdr>
           <w:bottom w:val="single" w:sz="6" w:space="1" w:color="000000"/>
         </w:pBdr>
-        <w:spacing w:before="89" w:after="0"/>
+        <w:spacing w:before="116" w:after="0"/>
       </w:pPr>
       <w:r>
         <w:rPr>
@@ -577,16 +577,16 @@
           <w:ilvl w:val="0"/>
           <w:numId w:val="2"/>
         </w:numPr>
-        <w:spacing w:before="13" w:after="27"/>
-      </w:pPr>
-      <w:r>
-        <w:rPr>
-          <w:rFonts w:ascii="Source Sans Pro" w:eastAsia="Source Sans Pro" w:hAnsi="Source Sans Pro" w:cs="Source Sans Pro"/>
-          <w:color w:val="000000"/>
-          <w:sz w:val="19"/>
-          <w:szCs w:val="19"/>
-        </w:rPr>
-        <w:t>Deployed Splunk SIEM with SPL searches for brute-force detection, lateral movement, and privilege escalation (T1110, T1078, T1059); mapped TTPs to MITRE ATT&amp;CK and wrote incident report.</w:t>
+        <w:spacing w:before="13" w:after="33"/>
+      </w:pPr>
+      <w:r>
+        <w:rPr>
+          <w:rFonts w:ascii="Source Sans Pro" w:eastAsia="Source Sans Pro" w:hAnsi="Source Sans Pro" w:cs="Source Sans Pro"/>
+          <w:color w:val="000000"/>
+          <w:sz w:val="19"/>
+          <w:szCs w:val="19"/>
+        </w:rPr>
+        <w:t>Deployed Splunk SIEM with SPL searches for brute-force detection, lateral movement, and privilege escalation (T1110, T1078, T1059); mapped TTPs and wrote incident report.</w:t>
       </w:r>
     </w:p>
     <w:p>
@@ -596,7 +596,7 @@
           <w:ilvl w:val="0"/>
           <w:numId w:val="2"/>
         </w:numPr>
-        <w:spacing w:before="13" w:after="27"/>
+        <w:spacing w:before="13" w:after="33"/>
       </w:pPr>
       <w:r>
         <w:rPr>
@@ -615,21 +615,21 @@
           <w:ilvl w:val="0"/>
           <w:numId w:val="2"/>
         </w:numPr>
-        <w:spacing w:before="13" w:after="27"/>
-      </w:pPr>
-      <w:r>
-        <w:rPr>
-          <w:rFonts w:ascii="Source Sans Pro" w:eastAsia="Source Sans Pro" w:hAnsi="Source Sans Pro" w:cs="Source Sans Pro"/>
-          <w:color w:val="000000"/>
-          <w:sz w:val="19"/>
-          <w:szCs w:val="19"/>
-        </w:rPr>
-        <w:t>Converted detection logic to Sigma rules; analyzed TCP/IP traffic in Wireshark for SYN scans, DNS tunnelling, and plaintext credential exposure.</w:t>
-      </w:r>
-    </w:p>
-    <w:p>
-      <w:pPr>
-        <w:spacing w:before="14" w:after="14"/>
+        <w:spacing w:before="13" w:after="33"/>
+      </w:pPr>
+      <w:r>
+        <w:rPr>
+          <w:rFonts w:ascii="Source Sans Pro" w:eastAsia="Source Sans Pro" w:hAnsi="Source Sans Pro" w:cs="Source Sans Pro"/>
+          <w:color w:val="000000"/>
+          <w:sz w:val="19"/>
+          <w:szCs w:val="19"/>
+        </w:rPr>
+        <w:t>Converted detection logic to Sigma rules (detection-as-code) in vendor-neutral format; analyzed TCP/IP traffic in Wireshark for SYN scans, DNS tunnelling, and plaintext credential exposure.</w:t>
+      </w:r>
+    </w:p>
+    <w:p>
+      <w:pPr>
+        <w:spacing w:before="20" w:after="20"/>
       </w:pPr>
     </w:p>
     <w:p>
@@ -685,16 +685,16 @@
           <w:ilvl w:val="0"/>
           <w:numId w:val="2"/>
         </w:numPr>
-        <w:spacing w:before="13" w:after="27"/>
-      </w:pPr>
-      <w:r>
-        <w:rPr>
-          <w:rFonts w:ascii="Source Sans Pro" w:eastAsia="Source Sans Pro" w:hAnsi="Source Sans Pro" w:cs="Source Sans Pro"/>
-          <w:color w:val="000000"/>
-          <w:sz w:val="19"/>
-          <w:szCs w:val="19"/>
-        </w:rPr>
-        <w:t>Built multi-API threat intelligence pipeline: submits suspicious data to VirusTotal, AbuseIPDB, and URLScan.io; cross-references WHOIS, DNS, and SSL details to produce a unified phishing probability score (EPSS 80).</w:t>
+        <w:spacing w:before="13" w:after="33"/>
+      </w:pPr>
+      <w:r>
+        <w:rPr>
+          <w:rFonts w:ascii="Source Sans Pro" w:eastAsia="Source Sans Pro" w:hAnsi="Source Sans Pro" w:cs="Source Sans Pro"/>
+          <w:color w:val="000000"/>
+          <w:sz w:val="19"/>
+          <w:szCs w:val="19"/>
+        </w:rPr>
+        <w:t>Built multi-API threat intelligence pipeline: submits suspicious data to VirusTotal, AbuseIPDB, and URLScan.io; cross-references WHOIS, DNS, and SSL details for unified phishing probability score.</w:t>
       </w:r>
     </w:p>
     <w:p>
@@ -704,7 +704,7 @@
           <w:ilvl w:val="0"/>
           <w:numId w:val="2"/>
         </w:numPr>
-        <w:spacing w:before="13" w:after="27"/>
+        <w:spacing w:before="13" w:after="33"/>
       </w:pPr>
       <w:r>
         <w:rPr>
@@ -723,22 +723,22 @@
           <w:ilvl w:val="0"/>
           <w:numId w:val="2"/>
         </w:numPr>
-        <w:spacing w:before="13" w:after="27"/>
-      </w:pPr>
-      <w:r>
-        <w:rPr>
-          <w:rFonts w:ascii="Source Sans Pro" w:eastAsia="Source Sans Pro" w:hAnsi="Source Sans Pro" w:cs="Source Sans Pro"/>
-          <w:color w:val="000000"/>
-          <w:sz w:val="19"/>
-          <w:szCs w:val="19"/>
-        </w:rPr>
-        <w:t>Developed Telegram bot interface for live IOC enrichment, supporting bulk CSV input/output and OSINT enrichment via theHarvester for domain profiling.</w:t>
+        <w:spacing w:before="13" w:after="33"/>
+      </w:pPr>
+      <w:r>
+        <w:rPr>
+          <w:rFonts w:ascii="Source Sans Pro" w:eastAsia="Source Sans Pro" w:hAnsi="Source Sans Pro" w:cs="Source Sans Pro"/>
+          <w:color w:val="000000"/>
+          <w:sz w:val="19"/>
+          <w:szCs w:val="19"/>
+        </w:rPr>
+        <w:t>Deployed Telegram bot interface for live IOC enrichment, supporting bulk CSV input/output and OSINT enrichment via theHarvester for domain profiling.</w:t>
       </w:r>
     </w:p>
     <w:p>
       <w:pPr>
         <w:pStyle w:val="ListParagraph"/>
-        <w:spacing w:before="14" w:after="14"/>
+        <w:spacing w:before="20" w:after="20"/>
         <w:ind w:left="450"/>
       </w:pPr>
     </w:p>
@@ -747,7 +747,7 @@
         <w:pBdr>
           <w:bottom w:val="single" w:sz="6" w:space="1" w:color="000000"/>
         </w:pBdr>
-        <w:spacing w:before="89" w:after="0"/>
+        <w:spacing w:before="116" w:after="0"/>
       </w:pPr>
       <w:r>
         <w:rPr>
@@ -763,7 +763,7 @@
     </w:p>
     <w:p>
       <w:pPr>
-        <w:spacing w:before="41" w:after="41"/>
+        <w:spacing w:before="48" w:after="48"/>
       </w:pPr>
       <w:r>
         <w:rPr>
@@ -785,7 +785,7 @@
     </w:p>
     <w:p>
       <w:pPr>
-        <w:spacing w:before="41" w:after="41"/>
+        <w:spacing w:before="48" w:after="48"/>
       </w:pPr>
       <w:r>
         <w:rPr>
@@ -807,7 +807,7 @@
     </w:p>
     <w:p>
       <w:pPr>
-        <w:spacing w:before="41" w:after="41"/>
+        <w:spacing w:before="48" w:after="48"/>
       </w:pPr>
       <w:r>
         <w:rPr>
@@ -829,7 +829,7 @@
     </w:p>
     <w:p>
       <w:pPr>
-        <w:spacing w:before="41" w:after="41"/>
+        <w:spacing w:before="48" w:after="48"/>
       </w:pPr>
       <w:r>
         <w:rPr>
@@ -851,7 +851,7 @@
     </w:p>
     <w:p>
       <w:pPr>
-        <w:spacing w:before="41" w:after="41"/>
+        <w:spacing w:before="48" w:after="48"/>
       </w:pPr>
       <w:r>
         <w:rPr>
@@ -868,7 +868,7 @@
           <w:sz w:val="19"/>
           <w:szCs w:val="19"/>
         </w:rPr>
-        <w:t>Python, Bash (basic), regular expressions, security</w:t>
+        <w:t>Python, Bash (basic), regular expressions, security, response</w:t>
       </w:r>
     </w:p>
     <w:p>
@@ -876,7 +876,7 @@
         <w:pBdr>
           <w:bottom w:val="single" w:sz="6" w:space="1" w:color="000000"/>
         </w:pBdr>
-        <w:spacing w:before="14" w:after="14"/>
+        <w:spacing w:before="20" w:after="20"/>
         <w:rPr>
           <w:rFonts w:ascii="Source Sans Pro" w:eastAsia="Source Sans Pro" w:hAnsi="Source Sans Pro" w:cs="Source Sans Pro"/>
           <w:b/>
@@ -892,7 +892,7 @@
         <w:pBdr>
           <w:bottom w:val="single" w:sz="6" w:space="1" w:color="000000"/>
         </w:pBdr>
-        <w:spacing w:before="89" w:after="0"/>
+        <w:spacing w:before="116" w:after="0"/>
       </w:pPr>
       <w:r>
         <w:rPr>
@@ -913,7 +913,7 @@
           <w:ilvl w:val="0"/>
           <w:numId w:val="2"/>
         </w:numPr>
-        <w:spacing w:before="13" w:after="27"/>
+        <w:spacing w:before="13" w:after="33"/>
       </w:pPr>
       <w:r>
         <w:rPr>
@@ -932,7 +932,7 @@
           <w:ilvl w:val="0"/>
           <w:numId w:val="2"/>
         </w:numPr>
-        <w:spacing w:before="13" w:after="27"/>
+        <w:spacing w:before="13" w:after="33"/>
       </w:pPr>
       <w:r>
         <w:rPr>
